--- a/docs/jiangao/《女装设计》第01周_中国大陆课堂完整讲稿_中文.docx
+++ b/docs/jiangao/《女装设计》第01周_中国大陆课堂完整讲稿_中文.docx
@@ -141,7 +141,7 @@
                 <w:color w:val="151515"/>
                 <w:sz w:val="21"/>
               </w:rPr>
-              <w:t>本文件将PPT页面内容改写为可直接在课堂中发言的完整中文口语稿，并把教师动作、互动预案、计时口令和转场语分开标注。</w:t>
+              <w:t>本文件将PPT页面内容改写为完整中文讲稿（学生版），保留讲稿正文、术语详解与转场语；课堂运营用的教师指示已移除。</w:t>
             </w:r>
           </w:p>
         </w:tc>
@@ -1097,7 +1097,7 @@
                 <w:color w:val="59616D"/>
                 <w:sz w:val="21"/>
               </w:rPr>
-              <w:t xml:space="preserve">【版式说明】 </w:t>
+              <w:t>【版式说明】 学生版保留讲稿正文、术语详解与“转场语”；课堂运营用的教师指示（教师动作、互动与应答预案、计时口令）已移除。</w:t>
             </w:r>
             <w:r>
               <w:rPr>
@@ -1106,7 +1106,6 @@
                 <w:color w:val="151515"/>
                 <w:sz w:val="21"/>
               </w:rPr>
-              <w:t>“教师动作”不需要说出口；“教师讲稿”可直接照读；“互动与应答预案”用于学生沉默、答案过于抽象或出现术语误用时；“转场语”用于自然切换下一页。</w:t>
             </w:r>
           </w:p>
         </w:tc>
